--- a/Coding 1 - year/Unit 1 - Intro to Programming/Daily Lesson Plans/Word/Day 4.docx
+++ b/Coding 1 - year/Unit 1 - Intro to Programming/Daily Lesson Plans/Word/Day 4.docx
@@ -50,12 +50,15 @@
               </w:rPr>
               <w:t xml:space="preserve">Coding I — Full Year</w:t>
             </w:r>
-          </w:p>
-          <w:p>
-            <w:pPr>
-              <w:spacing w:before="40"/>
-              <w:jc w:val="center"/>
-            </w:pPr>
+            <w:r>
+              <w:rPr>
+                <w:rFonts w:ascii="Arial" w:cs="Arial" w:eastAsia="Arial" w:hAnsi="Arial"/>
+                <w:sz w:val="16"/>
+                <w:szCs w:val="16"/>
+              </w:rPr>
+              <w:br/>
+              <w:t xml:space="preserve"/>
+            </w:r>
             <w:r>
               <w:rPr>
                 <w:rFonts w:ascii="Arial" w:cs="Arial" w:eastAsia="Arial" w:hAnsi="Arial"/>
@@ -83,7 +86,7 @@
           <w:rFonts w:ascii="Arial" w:cs="Arial" w:eastAsia="Arial" w:hAnsi="Arial"/>
           <w:b/>
           <w:bCs/>
-          <w:color w:val="1F3864"/>
+          <w:color w:val="2B5797"/>
           <w:sz w:val="32"/>
           <w:szCs w:val="32"/>
         </w:rPr>
@@ -261,9 +264,9 @@
               <w:right w:val="single" w:color="CCCCCC" w:sz="1"/>
             </w:tcBorders>
             <w:tcMar>
-              <w:top w:type="dxa" w:w="60"/>
+              <w:top w:type="dxa" w:w="80"/>
               <w:left w:type="dxa" w:w="120"/>
-              <w:bottom w:type="dxa" w:w="60"/>
+              <w:bottom w:type="dxa" w:w="80"/>
               <w:right w:type="dxa" w:w="120"/>
             </w:tcMar>
           </w:tcPr>
@@ -290,20 +293,213 @@
               <w:right w:val="single" w:color="CCCCCC" w:sz="1"/>
             </w:tcBorders>
             <w:tcMar>
-              <w:top w:type="dxa" w:w="60"/>
+              <w:top w:type="dxa" w:w="80"/>
               <w:left w:type="dxa" w:w="120"/>
-              <w:bottom w:type="dxa" w:w="60"/>
+              <w:bottom w:type="dxa" w:w="80"/>
               <w:right w:type="dxa" w:w="120"/>
             </w:tcMar>
           </w:tcPr>
           <w:p>
-            <w:r>
-              <w:rPr>
-                <w:rFonts w:ascii="Arial" w:cs="Arial" w:eastAsia="Arial" w:hAnsi="Arial"/>
-                <w:sz w:val="20"/>
-                <w:szCs w:val="20"/>
+            <w:pPr>
+              <w:spacing w:after="80" w:before="80"/>
+            </w:pPr>
+            <w:r>
+              <w:rPr>
+                <w:rFonts w:ascii="Arial" w:cs="Arial" w:eastAsia="Arial" w:hAnsi="Arial"/>
+                <w:b/>
+                <w:bCs/>
+                <w:i w:val="false"/>
+                <w:iCs w:val="false"/>
+                <w:color w:val="000000"/>
+                <w:sz w:val="22"/>
+                <w:szCs w:val="22"/>
               </w:rPr>
               <w:t xml:space="preserve">Bell Ringer / Review</w:t>
+            </w:r>
+            <w:r>
+              <w:rPr>
+                <w:rFonts w:ascii="Arial" w:cs="Arial" w:eastAsia="Arial" w:hAnsi="Arial"/>
+                <w:sz w:val="20"/>
+                <w:szCs w:val="20"/>
+              </w:rPr>
+              <w:br/>
+              <w:t xml:space="preserve"/>
+            </w:r>
+            <w:r>
+              <w:rPr>
+                <w:rFonts w:ascii="Arial" w:cs="Arial" w:eastAsia="Arial" w:hAnsi="Arial"/>
+                <w:sz w:val="20"/>
+                <w:szCs w:val="20"/>
+              </w:rPr>
+              <w:br/>
+              <w:t xml:space="preserve"/>
+            </w:r>
+            <w:r>
+              <w:rPr>
+                <w:rFonts w:ascii="Arial" w:cs="Arial" w:eastAsia="Arial" w:hAnsi="Arial"/>
+                <w:b/>
+                <w:bCs/>
+                <w:i w:val="false"/>
+                <w:iCs w:val="false"/>
+                <w:color w:val="000000"/>
+                <w:sz w:val="20"/>
+                <w:szCs w:val="20"/>
+              </w:rPr>
+              <w:t xml:space="preserve">Quick Write </w:t>
+            </w:r>
+            <w:r>
+              <w:rPr>
+                <w:rFonts w:ascii="Arial" w:cs="Arial" w:eastAsia="Arial" w:hAnsi="Arial"/>
+                <w:b w:val="false"/>
+                <w:bCs w:val="false"/>
+                <w:i w:val="false"/>
+                <w:iCs w:val="false"/>
+                <w:color w:val="000000"/>
+                <w:sz w:val="20"/>
+                <w:szCs w:val="20"/>
+              </w:rPr>
+              <w:t xml:space="preserve">(3 min — written or verbal):</w:t>
+            </w:r>
+            <w:r>
+              <w:rPr>
+                <w:rFonts w:ascii="Arial" w:cs="Arial" w:eastAsia="Arial" w:hAnsi="Arial"/>
+                <w:sz w:val="20"/>
+                <w:szCs w:val="20"/>
+              </w:rPr>
+              <w:br/>
+              <w:t xml:space="preserve"/>
+            </w:r>
+            <w:r>
+              <w:rPr>
+                <w:rFonts w:ascii="Arial" w:cs="Arial" w:eastAsia="Arial" w:hAnsi="Arial"/>
+                <w:b w:val="false"/>
+                <w:bCs w:val="false"/>
+                <w:i w:val="false"/>
+                <w:iCs w:val="false"/>
+                <w:color w:val="000000"/>
+                <w:sz w:val="20"/>
+                <w:szCs w:val="20"/>
+              </w:rPr>
+              <w:t xml:space="preserve">    What do you already know about how to use comments, escape characters, and basic print formatting?</w:t>
+            </w:r>
+            <w:r>
+              <w:rPr>
+                <w:rFonts w:ascii="Arial" w:cs="Arial" w:eastAsia="Arial" w:hAnsi="Arial"/>
+                <w:sz w:val="20"/>
+                <w:szCs w:val="20"/>
+              </w:rPr>
+              <w:br/>
+              <w:t xml:space="preserve"/>
+            </w:r>
+            <w:r>
+              <w:rPr>
+                <w:rFonts w:ascii="Arial" w:cs="Arial" w:eastAsia="Arial" w:hAnsi="Arial"/>
+                <w:sz w:val="20"/>
+                <w:szCs w:val="20"/>
+              </w:rPr>
+              <w:br/>
+              <w:t xml:space="preserve"/>
+            </w:r>
+            <w:r>
+              <w:rPr>
+                <w:rFonts w:ascii="Arial" w:cs="Arial" w:eastAsia="Arial" w:hAnsi="Arial"/>
+                <w:b/>
+                <w:bCs/>
+                <w:i w:val="false"/>
+                <w:iCs w:val="false"/>
+                <w:color w:val="000000"/>
+                <w:sz w:val="20"/>
+                <w:szCs w:val="20"/>
+              </w:rPr>
+              <w:t xml:space="preserve">Vocabulary Preview — </w:t>
+            </w:r>
+            <w:r>
+              <w:rPr>
+                <w:rFonts w:ascii="Arial" w:cs="Arial" w:eastAsia="Arial" w:hAnsi="Arial"/>
+                <w:b w:val="false"/>
+                <w:bCs w:val="false"/>
+                <w:i w:val="false"/>
+                <w:iCs w:val="false"/>
+                <w:color w:val="000000"/>
+                <w:sz w:val="20"/>
+                <w:szCs w:val="20"/>
+              </w:rPr>
+              <w:t xml:space="preserve">terms we'll use today:</w:t>
+            </w:r>
+            <w:r>
+              <w:rPr>
+                <w:rFonts w:ascii="Arial" w:cs="Arial" w:eastAsia="Arial" w:hAnsi="Arial"/>
+                <w:sz w:val="20"/>
+                <w:szCs w:val="20"/>
+              </w:rPr>
+              <w:br/>
+              <w:t xml:space="preserve"/>
+            </w:r>
+            <w:r>
+              <w:rPr>
+                <w:rFonts w:ascii="Arial" w:cs="Arial" w:eastAsia="Arial" w:hAnsi="Arial"/>
+                <w:b w:val="false"/>
+                <w:bCs w:val="false"/>
+                <w:i w:val="false"/>
+                <w:iCs w:val="false"/>
+                <w:color w:val="000000"/>
+                <w:sz w:val="20"/>
+                <w:szCs w:val="20"/>
+              </w:rPr>
+              <w:t xml:space="preserve">    • Comments   •   Escape characters   •   Print formatting</w:t>
+            </w:r>
+            <w:r>
+              <w:rPr>
+                <w:rFonts w:ascii="Arial" w:cs="Arial" w:eastAsia="Arial" w:hAnsi="Arial"/>
+                <w:sz w:val="20"/>
+                <w:szCs w:val="20"/>
+              </w:rPr>
+              <w:br/>
+              <w:t xml:space="preserve"/>
+            </w:r>
+            <w:r>
+              <w:rPr>
+                <w:rFonts w:ascii="Arial" w:cs="Arial" w:eastAsia="Arial" w:hAnsi="Arial"/>
+                <w:sz w:val="20"/>
+                <w:szCs w:val="20"/>
+              </w:rPr>
+              <w:br/>
+              <w:t xml:space="preserve"/>
+            </w:r>
+            <w:r>
+              <w:rPr>
+                <w:rFonts w:ascii="Arial" w:cs="Arial" w:eastAsia="Arial" w:hAnsi="Arial"/>
+                <w:b w:val="false"/>
+                <w:bCs w:val="false"/>
+                <w:i/>
+                <w:iCs/>
+                <w:color w:val="444444"/>
+                <w:sz w:val="20"/>
+                <w:szCs w:val="20"/>
+              </w:rPr>
+              <w:t xml:space="preserve">Today's Goal: By the end of class you will be able to use comments, escape characters, and basic print formatting.</w:t>
+            </w:r>
+            <w:r>
+              <w:rPr>
+                <w:rFonts w:ascii="Arial" w:cs="Arial" w:eastAsia="Arial" w:hAnsi="Arial"/>
+                <w:sz w:val="20"/>
+                <w:szCs w:val="20"/>
+              </w:rPr>
+              <w:br/>
+              <w:t xml:space="preserve"/>
+            </w:r>
+            <w:r>
+              <w:rPr>
+                <w:rFonts w:ascii="Arial" w:cs="Arial" w:eastAsia="Arial" w:hAnsi="Arial"/>
+                <w:b w:val="false"/>
+                <w:bCs w:val="false"/>
+                <w:i/>
+                <w:iCs/>
+                <w:color w:val="555555"/>
+                <w:sz w:val="20"/>
+                <w:szCs w:val="20"/>
+              </w:rPr>
+              <w:t xml:space="preserve">→ Pair-share your response, then 2–3 students share with the class.</w:t>
             </w:r>
           </w:p>
         </w:tc>
@@ -319,9 +515,9 @@
               <w:right w:val="single" w:color="CCCCCC" w:sz="1"/>
             </w:tcBorders>
             <w:tcMar>
-              <w:top w:type="dxa" w:w="60"/>
+              <w:top w:type="dxa" w:w="80"/>
               <w:left w:type="dxa" w:w="120"/>
-              <w:bottom w:type="dxa" w:w="60"/>
+              <w:bottom w:type="dxa" w:w="80"/>
               <w:right w:type="dxa" w:w="120"/>
             </w:tcMar>
           </w:tcPr>
@@ -348,20 +544,468 @@
               <w:right w:val="single" w:color="CCCCCC" w:sz="1"/>
             </w:tcBorders>
             <w:tcMar>
-              <w:top w:type="dxa" w:w="60"/>
+              <w:top w:type="dxa" w:w="80"/>
               <w:left w:type="dxa" w:w="120"/>
-              <w:bottom w:type="dxa" w:w="60"/>
+              <w:bottom w:type="dxa" w:w="80"/>
               <w:right w:type="dxa" w:w="120"/>
             </w:tcMar>
           </w:tcPr>
           <w:p>
-            <w:r>
-              <w:rPr>
-                <w:rFonts w:ascii="Arial" w:cs="Arial" w:eastAsia="Arial" w:hAnsi="Arial"/>
-                <w:sz w:val="20"/>
-                <w:szCs w:val="20"/>
-              </w:rPr>
-              <w:t xml:space="preserve">Mini Lesson: Comments, Print Formatting &amp; Escape Characters</w:t>
+            <w:pPr>
+              <w:spacing w:after="80" w:before="80"/>
+            </w:pPr>
+            <w:r>
+              <w:rPr>
+                <w:rFonts w:ascii="Arial" w:cs="Arial" w:eastAsia="Arial" w:hAnsi="Arial"/>
+                <w:b/>
+                <w:bCs/>
+                <w:i w:val="false"/>
+                <w:iCs w:val="false"/>
+                <w:color w:val="000000"/>
+                <w:sz w:val="22"/>
+                <w:szCs w:val="22"/>
+              </w:rPr>
+              <w:t xml:space="preserve">Mini Lesson: </w:t>
+            </w:r>
+            <w:r>
+              <w:rPr>
+                <w:rFonts w:ascii="Arial" w:cs="Arial" w:eastAsia="Arial" w:hAnsi="Arial"/>
+                <w:b w:val="false"/>
+                <w:bCs w:val="false"/>
+                <w:i w:val="false"/>
+                <w:iCs w:val="false"/>
+                <w:color w:val="000000"/>
+                <w:sz w:val="22"/>
+                <w:szCs w:val="22"/>
+              </w:rPr>
+              <w:t xml:space="preserve">Comments, Print Formatting &amp; Escape Characters</w:t>
+            </w:r>
+            <w:r>
+              <w:rPr>
+                <w:rFonts w:ascii="Arial" w:cs="Arial" w:eastAsia="Arial" w:hAnsi="Arial"/>
+                <w:sz w:val="20"/>
+                <w:szCs w:val="20"/>
+              </w:rPr>
+              <w:br/>
+              <w:t xml:space="preserve"/>
+            </w:r>
+            <w:r>
+              <w:rPr>
+                <w:rFonts w:ascii="Arial" w:cs="Arial" w:eastAsia="Arial" w:hAnsi="Arial"/>
+                <w:sz w:val="20"/>
+                <w:szCs w:val="20"/>
+              </w:rPr>
+              <w:br/>
+              <w:t xml:space="preserve"/>
+            </w:r>
+            <w:r>
+              <w:rPr>
+                <w:rFonts w:ascii="Arial" w:cs="Arial" w:eastAsia="Arial" w:hAnsi="Arial"/>
+                <w:b/>
+                <w:bCs/>
+                <w:i/>
+                <w:iCs/>
+                <w:color w:val="000000"/>
+                <w:sz w:val="20"/>
+                <w:szCs w:val="20"/>
+              </w:rPr>
+              <w:t xml:space="preserve">Learning Target: </w:t>
+            </w:r>
+            <w:r>
+              <w:rPr>
+                <w:rFonts w:ascii="Arial" w:cs="Arial" w:eastAsia="Arial" w:hAnsi="Arial"/>
+                <w:b w:val="false"/>
+                <w:bCs w:val="false"/>
+                <w:i/>
+                <w:iCs/>
+                <w:color w:val="333333"/>
+                <w:sz w:val="20"/>
+                <w:szCs w:val="20"/>
+              </w:rPr>
+              <w:t xml:space="preserve">I can use comments, escape characters, and basic print formatting.</w:t>
+            </w:r>
+            <w:r>
+              <w:rPr>
+                <w:rFonts w:ascii="Arial" w:cs="Arial" w:eastAsia="Arial" w:hAnsi="Arial"/>
+                <w:sz w:val="20"/>
+                <w:szCs w:val="20"/>
+              </w:rPr>
+              <w:br/>
+              <w:t xml:space="preserve"/>
+            </w:r>
+            <w:r>
+              <w:rPr>
+                <w:rFonts w:ascii="Arial" w:cs="Arial" w:eastAsia="Arial" w:hAnsi="Arial"/>
+                <w:sz w:val="20"/>
+                <w:szCs w:val="20"/>
+              </w:rPr>
+              <w:br/>
+              <w:t xml:space="preserve"/>
+            </w:r>
+            <w:r>
+              <w:rPr>
+                <w:rFonts w:ascii="Arial" w:cs="Arial" w:eastAsia="Arial" w:hAnsi="Arial"/>
+                <w:b w:val="false"/>
+                <w:bCs w:val="false"/>
+                <w:i w:val="false"/>
+                <w:iCs w:val="false"/>
+                <w:color w:val="000000"/>
+                <w:sz w:val="20"/>
+                <w:szCs w:val="20"/>
+              </w:rPr>
+              <w:t xml:space="preserve">Comments start with # and tell Python to ignore that line. Comments are for humans to read and understand the code. Good comments explain the "why," not just the "what." Example: print("Total") # This will show the final sum is better than just print("Total").</w:t>
+            </w:r>
+            <w:r>
+              <w:rPr>
+                <w:rFonts w:ascii="Arial" w:cs="Arial" w:eastAsia="Arial" w:hAnsi="Arial"/>
+                <w:sz w:val="20"/>
+                <w:szCs w:val="20"/>
+              </w:rPr>
+              <w:br/>
+              <w:t xml:space="preserve"/>
+            </w:r>
+            <w:r>
+              <w:rPr>
+                <w:rFonts w:ascii="Arial" w:cs="Arial" w:eastAsia="Arial" w:hAnsi="Arial"/>
+                <w:b w:val="false"/>
+                <w:bCs w:val="false"/>
+                <w:i w:val="false"/>
+                <w:iCs w:val="false"/>
+                <w:color w:val="000000"/>
+                <w:sz w:val="20"/>
+                <w:szCs w:val="20"/>
+              </w:rPr>
+              <w:t xml:space="preserve">Escape characters are special sequences that represent characters you can't easily type:</w:t>
+            </w:r>
+            <w:r>
+              <w:rPr>
+                <w:rFonts w:ascii="Arial" w:cs="Arial" w:eastAsia="Arial" w:hAnsi="Arial"/>
+                <w:sz w:val="20"/>
+                <w:szCs w:val="20"/>
+              </w:rPr>
+              <w:br/>
+              <w:t xml:space="preserve"/>
+            </w:r>
+            <w:r>
+              <w:rPr>
+                <w:rFonts w:ascii="Arial" w:cs="Arial" w:eastAsia="Arial" w:hAnsi="Arial"/>
+                <w:sz w:val="20"/>
+                <w:szCs w:val="20"/>
+              </w:rPr>
+              <w:br/>
+              <w:t xml:space="preserve"/>
+            </w:r>
+            <w:r>
+              <w:rPr>
+                <w:rFonts w:ascii="Arial" w:cs="Arial" w:eastAsia="Arial" w:hAnsi="Arial"/>
+                <w:b/>
+                <w:bCs/>
+                <w:i w:val="false"/>
+                <w:iCs w:val="false"/>
+                <w:color w:val="000000"/>
+                <w:sz w:val="20"/>
+                <w:szCs w:val="20"/>
+              </w:rPr>
+              <w:t xml:space="preserve">Key Concepts:</w:t>
+            </w:r>
+            <w:r>
+              <w:rPr>
+                <w:rFonts w:ascii="Arial" w:cs="Arial" w:eastAsia="Arial" w:hAnsi="Arial"/>
+                <w:sz w:val="20"/>
+                <w:szCs w:val="20"/>
+              </w:rPr>
+              <w:br/>
+              <w:t xml:space="preserve"/>
+            </w:r>
+            <w:r>
+              <w:rPr>
+                <w:rFonts w:ascii="Arial" w:cs="Arial" w:eastAsia="Arial" w:hAnsi="Arial"/>
+                <w:b w:val="false"/>
+                <w:bCs w:val="false"/>
+                <w:i w:val="false"/>
+                <w:iCs w:val="false"/>
+                <w:color w:val="000000"/>
+                <w:sz w:val="20"/>
+                <w:szCs w:val="20"/>
+              </w:rPr>
+              <w:t xml:space="preserve">    • \n = newline (starts a new line)</w:t>
+            </w:r>
+            <w:r>
+              <w:rPr>
+                <w:rFonts w:ascii="Arial" w:cs="Arial" w:eastAsia="Arial" w:hAnsi="Arial"/>
+                <w:sz w:val="20"/>
+                <w:szCs w:val="20"/>
+              </w:rPr>
+              <w:br/>
+              <w:t xml:space="preserve"/>
+            </w:r>
+            <w:r>
+              <w:rPr>
+                <w:rFonts w:ascii="Arial" w:cs="Arial" w:eastAsia="Arial" w:hAnsi="Arial"/>
+                <w:b w:val="false"/>
+                <w:bCs w:val="false"/>
+                <w:i w:val="false"/>
+                <w:iCs w:val="false"/>
+                <w:color w:val="000000"/>
+                <w:sz w:val="20"/>
+                <w:szCs w:val="20"/>
+              </w:rPr>
+              <w:t xml:space="preserve">    • \t = tab (indents the text)</w:t>
+            </w:r>
+            <w:r>
+              <w:rPr>
+                <w:rFonts w:ascii="Arial" w:cs="Arial" w:eastAsia="Arial" w:hAnsi="Arial"/>
+                <w:sz w:val="20"/>
+                <w:szCs w:val="20"/>
+              </w:rPr>
+              <w:br/>
+              <w:t xml:space="preserve"/>
+            </w:r>
+            <w:r>
+              <w:rPr>
+                <w:rFonts w:ascii="Arial" w:cs="Arial" w:eastAsia="Arial" w:hAnsi="Arial"/>
+                <w:b w:val="false"/>
+                <w:bCs w:val="false"/>
+                <w:i w:val="false"/>
+                <w:iCs w:val="false"/>
+                <w:color w:val="000000"/>
+                <w:sz w:val="20"/>
+                <w:szCs w:val="20"/>
+              </w:rPr>
+              <w:t xml:space="preserve">    • \\ = backslash (to print an actual backslash)</w:t>
+            </w:r>
+            <w:r>
+              <w:rPr>
+                <w:rFonts w:ascii="Arial" w:cs="Arial" w:eastAsia="Arial" w:hAnsi="Arial"/>
+                <w:sz w:val="20"/>
+                <w:szCs w:val="20"/>
+              </w:rPr>
+              <w:br/>
+              <w:t xml:space="preserve"/>
+            </w:r>
+            <w:r>
+              <w:rPr>
+                <w:rFonts w:ascii="Arial" w:cs="Arial" w:eastAsia="Arial" w:hAnsi="Arial"/>
+                <w:b w:val="false"/>
+                <w:bCs w:val="false"/>
+                <w:i w:val="false"/>
+                <w:iCs w:val="false"/>
+                <w:color w:val="000000"/>
+                <w:sz w:val="20"/>
+                <w:szCs w:val="20"/>
+              </w:rPr>
+              <w:t xml:space="preserve">    • \' = single quote (inside single-quoted string)</w:t>
+            </w:r>
+            <w:r>
+              <w:rPr>
+                <w:rFonts w:ascii="Arial" w:cs="Arial" w:eastAsia="Arial" w:hAnsi="Arial"/>
+                <w:sz w:val="20"/>
+                <w:szCs w:val="20"/>
+              </w:rPr>
+              <w:br/>
+              <w:t xml:space="preserve"/>
+            </w:r>
+            <w:r>
+              <w:rPr>
+                <w:rFonts w:ascii="Arial" w:cs="Arial" w:eastAsia="Arial" w:hAnsi="Arial"/>
+                <w:b w:val="false"/>
+                <w:bCs w:val="false"/>
+                <w:i w:val="false"/>
+                <w:iCs w:val="false"/>
+                <w:color w:val="000000"/>
+                <w:sz w:val="20"/>
+                <w:szCs w:val="20"/>
+              </w:rPr>
+              <w:t xml:space="preserve">    • \" = double quote (inside double-quoted string)</w:t>
+            </w:r>
+            <w:r>
+              <w:rPr>
+                <w:rFonts w:ascii="Arial" w:cs="Arial" w:eastAsia="Arial" w:hAnsi="Arial"/>
+                <w:sz w:val="20"/>
+                <w:szCs w:val="20"/>
+              </w:rPr>
+              <w:br/>
+              <w:t xml:space="preserve"/>
+            </w:r>
+            <w:r>
+              <w:rPr>
+                <w:rFonts w:ascii="Arial" w:cs="Arial" w:eastAsia="Arial" w:hAnsi="Arial"/>
+                <w:b w:val="false"/>
+                <w:bCs w:val="false"/>
+                <w:i w:val="false"/>
+                <w:iCs w:val="false"/>
+                <w:color w:val="000000"/>
+                <w:sz w:val="20"/>
+                <w:szCs w:val="20"/>
+              </w:rPr>
+              <w:t xml:space="preserve">    • Use \n for line breaks within a single string</w:t>
+            </w:r>
+            <w:r>
+              <w:rPr>
+                <w:rFonts w:ascii="Arial" w:cs="Arial" w:eastAsia="Arial" w:hAnsi="Arial"/>
+                <w:sz w:val="20"/>
+                <w:szCs w:val="20"/>
+              </w:rPr>
+              <w:br/>
+              <w:t xml:space="preserve"/>
+            </w:r>
+            <w:r>
+              <w:rPr>
+                <w:rFonts w:ascii="Arial" w:cs="Arial" w:eastAsia="Arial" w:hAnsi="Arial"/>
+                <w:b w:val="false"/>
+                <w:bCs w:val="false"/>
+                <w:i w:val="false"/>
+                <w:iCs w:val="false"/>
+                <w:color w:val="000000"/>
+                <w:sz w:val="20"/>
+                <w:szCs w:val="20"/>
+              </w:rPr>
+              <w:t xml:space="preserve">    • Use \t for indentation and column alignment</w:t>
+            </w:r>
+            <w:r>
+              <w:rPr>
+                <w:rFonts w:ascii="Arial" w:cs="Arial" w:eastAsia="Arial" w:hAnsi="Arial"/>
+                <w:sz w:val="20"/>
+                <w:szCs w:val="20"/>
+              </w:rPr>
+              <w:br/>
+              <w:t xml:space="preserve"/>
+            </w:r>
+            <w:r>
+              <w:rPr>
+                <w:rFonts w:ascii="Arial" w:cs="Arial" w:eastAsia="Arial" w:hAnsi="Arial"/>
+                <w:b w:val="false"/>
+                <w:bCs w:val="false"/>
+                <w:i w:val="false"/>
+                <w:iCs w:val="false"/>
+                <w:color w:val="000000"/>
+                <w:sz w:val="20"/>
+                <w:szCs w:val="20"/>
+              </w:rPr>
+              <w:t xml:space="preserve">    • Combine multiple formatting techniques for professional output</w:t>
+            </w:r>
+            <w:r>
+              <w:rPr>
+                <w:rFonts w:ascii="Arial" w:cs="Arial" w:eastAsia="Arial" w:hAnsi="Arial"/>
+                <w:sz w:val="20"/>
+                <w:szCs w:val="20"/>
+              </w:rPr>
+              <w:br/>
+              <w:t xml:space="preserve"/>
+            </w:r>
+            <w:r>
+              <w:rPr>
+                <w:rFonts w:ascii="Arial" w:cs="Arial" w:eastAsia="Arial" w:hAnsi="Arial"/>
+                <w:sz w:val="20"/>
+                <w:szCs w:val="20"/>
+              </w:rPr>
+              <w:br/>
+              <w:t xml:space="preserve"/>
+            </w:r>
+            <w:r>
+              <w:rPr>
+                <w:rFonts w:ascii="Arial" w:cs="Arial" w:eastAsia="Arial" w:hAnsi="Arial"/>
+                <w:b/>
+                <w:bCs/>
+                <w:i w:val="false"/>
+                <w:iCs w:val="false"/>
+                <w:color w:val="000000"/>
+                <w:sz w:val="20"/>
+                <w:szCs w:val="20"/>
+              </w:rPr>
+              <w:t xml:space="preserve">Vocabulary: </w:t>
+            </w:r>
+            <w:r>
+              <w:rPr>
+                <w:rFonts w:ascii="Arial" w:cs="Arial" w:eastAsia="Arial" w:hAnsi="Arial"/>
+                <w:b w:val="false"/>
+                <w:bCs w:val="false"/>
+                <w:i w:val="false"/>
+                <w:iCs w:val="false"/>
+                <w:color w:val="000000"/>
+                <w:sz w:val="20"/>
+                <w:szCs w:val="20"/>
+              </w:rPr>
+              <w:t xml:space="preserve">Comments, Escape characters, Print formatting</w:t>
+            </w:r>
+            <w:r>
+              <w:rPr>
+                <w:rFonts w:ascii="Arial" w:cs="Arial" w:eastAsia="Arial" w:hAnsi="Arial"/>
+                <w:sz w:val="20"/>
+                <w:szCs w:val="20"/>
+              </w:rPr>
+              <w:br/>
+              <w:t xml:space="preserve"/>
+            </w:r>
+            <w:r>
+              <w:rPr>
+                <w:rFonts w:ascii="Arial" w:cs="Arial" w:eastAsia="Arial" w:hAnsi="Arial"/>
+                <w:sz w:val="20"/>
+                <w:szCs w:val="20"/>
+              </w:rPr>
+              <w:br/>
+              <w:t xml:space="preserve"/>
+            </w:r>
+            <w:r>
+              <w:rPr>
+                <w:rFonts w:ascii="Arial" w:cs="Arial" w:eastAsia="Arial" w:hAnsi="Arial"/>
+                <w:b/>
+                <w:bCs/>
+                <w:i/>
+                <w:iCs/>
+                <w:color w:val="555555"/>
+                <w:sz w:val="20"/>
+                <w:szCs w:val="20"/>
+              </w:rPr>
+              <w:t xml:space="preserve">→ Live Demo — </w:t>
+            </w:r>
+            <w:r>
+              <w:rPr>
+                <w:rFonts w:ascii="Arial" w:cs="Arial" w:eastAsia="Arial" w:hAnsi="Arial"/>
+                <w:b w:val="false"/>
+                <w:bCs w:val="false"/>
+                <w:i/>
+                <w:iCs/>
+                <w:color w:val="555555"/>
+                <w:sz w:val="20"/>
+                <w:szCs w:val="20"/>
+              </w:rPr>
+              <w:t xml:space="preserve">type examples as students follow along in their own editor.</w:t>
+            </w:r>
+            <w:r>
+              <w:rPr>
+                <w:rFonts w:ascii="Arial" w:cs="Arial" w:eastAsia="Arial" w:hAnsi="Arial"/>
+                <w:sz w:val="20"/>
+                <w:szCs w:val="20"/>
+              </w:rPr>
+              <w:br/>
+              <w:t xml:space="preserve"/>
+            </w:r>
+            <w:r>
+              <w:rPr>
+                <w:rFonts w:ascii="Arial" w:cs="Arial" w:eastAsia="Arial" w:hAnsi="Arial"/>
+                <w:b/>
+                <w:bCs/>
+                <w:i/>
+                <w:iCs/>
+                <w:color w:val="555555"/>
+                <w:sz w:val="20"/>
+                <w:szCs w:val="20"/>
+              </w:rPr>
+              <w:t xml:space="preserve">→ Check for Understanding: </w:t>
+            </w:r>
+            <w:r>
+              <w:rPr>
+                <w:rFonts w:ascii="Arial" w:cs="Arial" w:eastAsia="Arial" w:hAnsi="Arial"/>
+                <w:b w:val="false"/>
+                <w:bCs w:val="false"/>
+                <w:i/>
+                <w:iCs/>
+                <w:color w:val="555555"/>
+                <w:sz w:val="20"/>
+                <w:szCs w:val="20"/>
+              </w:rPr>
+              <w:t xml:space="preserve">pause and cold-call: “Can someone explain what we just did in their own words?”</w:t>
             </w:r>
           </w:p>
         </w:tc>
@@ -377,9 +1021,9 @@
               <w:right w:val="single" w:color="CCCCCC" w:sz="1"/>
             </w:tcBorders>
             <w:tcMar>
-              <w:top w:type="dxa" w:w="60"/>
+              <w:top w:type="dxa" w:w="80"/>
               <w:left w:type="dxa" w:w="120"/>
-              <w:bottom w:type="dxa" w:w="60"/>
+              <w:bottom w:type="dxa" w:w="80"/>
               <w:right w:type="dxa" w:w="120"/>
             </w:tcMar>
           </w:tcPr>
@@ -406,20 +1050,90 @@
               <w:right w:val="single" w:color="CCCCCC" w:sz="1"/>
             </w:tcBorders>
             <w:tcMar>
-              <w:top w:type="dxa" w:w="60"/>
+              <w:top w:type="dxa" w:w="80"/>
               <w:left w:type="dxa" w:w="120"/>
-              <w:bottom w:type="dxa" w:w="60"/>
+              <w:bottom w:type="dxa" w:w="80"/>
               <w:right w:type="dxa" w:w="120"/>
             </w:tcMar>
           </w:tcPr>
           <w:p>
-            <w:r>
-              <w:rPr>
-                <w:rFonts w:ascii="Arial" w:cs="Arial" w:eastAsia="Arial" w:hAnsi="Arial"/>
-                <w:sz w:val="20"/>
-                <w:szCs w:val="20"/>
+            <w:pPr>
+              <w:spacing w:after="80" w:before="80"/>
+            </w:pPr>
+            <w:r>
+              <w:rPr>
+                <w:rFonts w:ascii="Arial" w:cs="Arial" w:eastAsia="Arial" w:hAnsi="Arial"/>
+                <w:b/>
+                <w:bCs/>
+                <w:i w:val="false"/>
+                <w:iCs w:val="false"/>
+                <w:color w:val="000000"/>
+                <w:sz w:val="22"/>
+                <w:szCs w:val="22"/>
               </w:rPr>
               <w:t xml:space="preserve">Guided Practice</w:t>
+            </w:r>
+            <w:r>
+              <w:rPr>
+                <w:rFonts w:ascii="Arial" w:cs="Arial" w:eastAsia="Arial" w:hAnsi="Arial"/>
+                <w:sz w:val="20"/>
+                <w:szCs w:val="20"/>
+              </w:rPr>
+              <w:br/>
+              <w:t xml:space="preserve"/>
+            </w:r>
+            <w:r>
+              <w:rPr>
+                <w:rFonts w:ascii="Arial" w:cs="Arial" w:eastAsia="Arial" w:hAnsi="Arial"/>
+                <w:sz w:val="20"/>
+                <w:szCs w:val="20"/>
+              </w:rPr>
+              <w:br/>
+              <w:t xml:space="preserve"/>
+            </w:r>
+            <w:r>
+              <w:rPr>
+                <w:rFonts w:ascii="Arial" w:cs="Arial" w:eastAsia="Arial" w:hAnsi="Arial"/>
+                <w:b w:val="false"/>
+                <w:bCs w:val="false"/>
+                <w:i w:val="false"/>
+                <w:iCs w:val="false"/>
+                <w:color w:val="000000"/>
+                <w:sz w:val="20"/>
+                <w:szCs w:val="20"/>
+              </w:rPr>
+              <w:t xml:space="preserve">Create a program that prints a formatted table or receipt. Use:</w:t>
+            </w:r>
+            <w:r>
+              <w:rPr>
+                <w:rFonts w:ascii="Arial" w:cs="Arial" w:eastAsia="Arial" w:hAnsi="Arial"/>
+                <w:sz w:val="20"/>
+                <w:szCs w:val="20"/>
+              </w:rPr>
+              <w:br/>
+              <w:t xml:space="preserve"/>
+            </w:r>
+            <w:r>
+              <w:rPr>
+                <w:rFonts w:ascii="Arial" w:cs="Arial" w:eastAsia="Arial" w:hAnsi="Arial"/>
+                <w:sz w:val="20"/>
+                <w:szCs w:val="20"/>
+              </w:rPr>
+              <w:br/>
+              <w:t xml:space="preserve"/>
+            </w:r>
+            <w:r>
+              <w:rPr>
+                <w:rFonts w:ascii="Arial" w:cs="Arial" w:eastAsia="Arial" w:hAnsi="Arial"/>
+                <w:b w:val="false"/>
+                <w:bCs w:val="false"/>
+                <w:i/>
+                <w:iCs/>
+                <w:color w:val="555555"/>
+                <w:sz w:val="20"/>
+                <w:szCs w:val="20"/>
+              </w:rPr>
+              <w:t xml:space="preserve">→ Teacher models — students try alongside, then compare results.</w:t>
             </w:r>
           </w:p>
         </w:tc>
@@ -435,9 +1149,9 @@
               <w:right w:val="single" w:color="CCCCCC" w:sz="1"/>
             </w:tcBorders>
             <w:tcMar>
-              <w:top w:type="dxa" w:w="60"/>
+              <w:top w:type="dxa" w:w="80"/>
               <w:left w:type="dxa" w:w="120"/>
-              <w:bottom w:type="dxa" w:w="60"/>
+              <w:bottom w:type="dxa" w:w="80"/>
               <w:right w:type="dxa" w:w="120"/>
             </w:tcMar>
           </w:tcPr>
@@ -450,7 +1164,7 @@
                 <w:sz w:val="20"/>
                 <w:szCs w:val="20"/>
               </w:rPr>
-              <w:t xml:space="preserve">15-20 min</w:t>
+              <w:t xml:space="preserve">15–20 min</w:t>
             </w:r>
           </w:p>
         </w:tc>
@@ -464,20 +1178,164 @@
               <w:right w:val="single" w:color="CCCCCC" w:sz="1"/>
             </w:tcBorders>
             <w:tcMar>
-              <w:top w:type="dxa" w:w="60"/>
+              <w:top w:type="dxa" w:w="80"/>
               <w:left w:type="dxa" w:w="120"/>
-              <w:bottom w:type="dxa" w:w="60"/>
+              <w:bottom w:type="dxa" w:w="80"/>
               <w:right w:type="dxa" w:w="120"/>
             </w:tcMar>
           </w:tcPr>
           <w:p>
-            <w:r>
-              <w:rPr>
-                <w:rFonts w:ascii="Arial" w:cs="Arial" w:eastAsia="Arial" w:hAnsi="Arial"/>
-                <w:sz w:val="20"/>
-                <w:szCs w:val="20"/>
+            <w:pPr>
+              <w:spacing w:after="80" w:before="80"/>
+            </w:pPr>
+            <w:r>
+              <w:rPr>
+                <w:rFonts w:ascii="Arial" w:cs="Arial" w:eastAsia="Arial" w:hAnsi="Arial"/>
+                <w:b/>
+                <w:bCs/>
+                <w:i w:val="false"/>
+                <w:iCs w:val="false"/>
+                <w:color w:val="000000"/>
+                <w:sz w:val="22"/>
+                <w:szCs w:val="22"/>
               </w:rPr>
               <w:t xml:space="preserve">Independent Practice / Code Along</w:t>
+            </w:r>
+            <w:r>
+              <w:rPr>
+                <w:rFonts w:ascii="Arial" w:cs="Arial" w:eastAsia="Arial" w:hAnsi="Arial"/>
+                <w:sz w:val="20"/>
+                <w:szCs w:val="20"/>
+              </w:rPr>
+              <w:br/>
+              <w:t xml:space="preserve"/>
+            </w:r>
+            <w:r>
+              <w:rPr>
+                <w:rFonts w:ascii="Arial" w:cs="Arial" w:eastAsia="Arial" w:hAnsi="Arial"/>
+                <w:b/>
+                <w:bCs/>
+                <w:i w:val="false"/>
+                <w:iCs w:val="false"/>
+                <w:color w:val="000000"/>
+                <w:sz w:val="20"/>
+                <w:szCs w:val="20"/>
+              </w:rPr>
+              <w:t xml:space="preserve">    Beginner: </w:t>
+            </w:r>
+            <w:r>
+              <w:rPr>
+                <w:rFonts w:ascii="Arial" w:cs="Arial" w:eastAsia="Arial" w:hAnsi="Arial"/>
+                <w:b w:val="false"/>
+                <w:bCs w:val="false"/>
+                <w:i w:val="false"/>
+                <w:iCs w:val="false"/>
+                <w:color w:val="000000"/>
+                <w:sz w:val="20"/>
+                <w:szCs w:val="20"/>
+              </w:rPr>
+              <w:t xml:space="preserve">Write a program that prints your name, grade, and favorite subject using escape characters to format it nicely.</w:t>
+            </w:r>
+            <w:r>
+              <w:rPr>
+                <w:rFonts w:ascii="Arial" w:cs="Arial" w:eastAsia="Arial" w:hAnsi="Arial"/>
+                <w:sz w:val="20"/>
+                <w:szCs w:val="20"/>
+              </w:rPr>
+              <w:br/>
+              <w:t xml:space="preserve"/>
+            </w:r>
+            <w:r>
+              <w:rPr>
+                <w:rFonts w:ascii="Arial" w:cs="Arial" w:eastAsia="Arial" w:hAnsi="Arial"/>
+                <w:b/>
+                <w:bCs/>
+                <w:i w:val="false"/>
+                <w:iCs w:val="false"/>
+                <w:color w:val="000000"/>
+                <w:sz w:val="20"/>
+                <w:szCs w:val="20"/>
+              </w:rPr>
+              <w:t xml:space="preserve">    Intermediate: </w:t>
+            </w:r>
+            <w:r>
+              <w:rPr>
+                <w:rFonts w:ascii="Arial" w:cs="Arial" w:eastAsia="Arial" w:hAnsi="Arial"/>
+                <w:b w:val="false"/>
+                <w:bCs w:val="false"/>
+                <w:i w:val="false"/>
+                <w:iCs w:val="false"/>
+                <w:color w:val="000000"/>
+                <w:sz w:val="20"/>
+                <w:szCs w:val="20"/>
+              </w:rPr>
+              <w:t xml:space="preserve">Create a formatted table showing 3 students with their names and GPAs, using tabs for alignment.</w:t>
+            </w:r>
+            <w:r>
+              <w:rPr>
+                <w:rFonts w:ascii="Arial" w:cs="Arial" w:eastAsia="Arial" w:hAnsi="Arial"/>
+                <w:sz w:val="20"/>
+                <w:szCs w:val="20"/>
+              </w:rPr>
+              <w:br/>
+              <w:t xml:space="preserve"/>
+            </w:r>
+            <w:r>
+              <w:rPr>
+                <w:rFonts w:ascii="Arial" w:cs="Arial" w:eastAsia="Arial" w:hAnsi="Arial"/>
+                <w:b/>
+                <w:bCs/>
+                <w:i w:val="false"/>
+                <w:iCs w:val="false"/>
+                <w:color w:val="000000"/>
+                <w:sz w:val="20"/>
+                <w:szCs w:val="20"/>
+              </w:rPr>
+              <w:t xml:space="preserve">    Challenge: </w:t>
+            </w:r>
+            <w:r>
+              <w:rPr>
+                <w:rFonts w:ascii="Arial" w:cs="Arial" w:eastAsia="Arial" w:hAnsi="Arial"/>
+                <w:b w:val="false"/>
+                <w:bCs w:val="false"/>
+                <w:i w:val="false"/>
+                <w:iCs w:val="false"/>
+                <w:color w:val="000000"/>
+                <w:sz w:val="20"/>
+                <w:szCs w:val="20"/>
+              </w:rPr>
+              <w:t xml:space="preserve">Create a program that prints a formatted schedule or menu using escape characters. Include at least 5 items with proper alignment and organi…</w:t>
+            </w:r>
+            <w:r>
+              <w:rPr>
+                <w:rFonts w:ascii="Arial" w:cs="Arial" w:eastAsia="Arial" w:hAnsi="Arial"/>
+                <w:sz w:val="20"/>
+                <w:szCs w:val="20"/>
+              </w:rPr>
+              <w:br/>
+              <w:t xml:space="preserve"/>
+            </w:r>
+            <w:r>
+              <w:rPr>
+                <w:rFonts w:ascii="Arial" w:cs="Arial" w:eastAsia="Arial" w:hAnsi="Arial"/>
+                <w:sz w:val="20"/>
+                <w:szCs w:val="20"/>
+              </w:rPr>
+              <w:br/>
+              <w:t xml:space="preserve"/>
+            </w:r>
+            <w:r>
+              <w:rPr>
+                <w:rFonts w:ascii="Arial" w:cs="Arial" w:eastAsia="Arial" w:hAnsi="Arial"/>
+                <w:b w:val="false"/>
+                <w:bCs w:val="false"/>
+                <w:i/>
+                <w:iCs/>
+                <w:color w:val="555555"/>
+                <w:sz w:val="20"/>
+                <w:szCs w:val="20"/>
+              </w:rPr>
+              <w:t xml:space="preserve">→ Teacher circulates — offer hints, check for understanding.</w:t>
             </w:r>
           </w:p>
         </w:tc>
@@ -493,9 +1351,9 @@
               <w:right w:val="single" w:color="CCCCCC" w:sz="1"/>
             </w:tcBorders>
             <w:tcMar>
-              <w:top w:type="dxa" w:w="60"/>
+              <w:top w:type="dxa" w:w="80"/>
               <w:left w:type="dxa" w:w="120"/>
-              <w:bottom w:type="dxa" w:w="60"/>
+              <w:bottom w:type="dxa" w:w="80"/>
               <w:right w:type="dxa" w:w="120"/>
             </w:tcMar>
           </w:tcPr>
@@ -522,20 +1380,90 @@
               <w:right w:val="single" w:color="CCCCCC" w:sz="1"/>
             </w:tcBorders>
             <w:tcMar>
-              <w:top w:type="dxa" w:w="60"/>
+              <w:top w:type="dxa" w:w="80"/>
               <w:left w:type="dxa" w:w="120"/>
-              <w:bottom w:type="dxa" w:w="60"/>
+              <w:bottom w:type="dxa" w:w="80"/>
               <w:right w:type="dxa" w:w="120"/>
             </w:tcMar>
           </w:tcPr>
           <w:p>
-            <w:r>
-              <w:rPr>
-                <w:rFonts w:ascii="Arial" w:cs="Arial" w:eastAsia="Arial" w:hAnsi="Arial"/>
-                <w:sz w:val="20"/>
-                <w:szCs w:val="20"/>
+            <w:pPr>
+              <w:spacing w:after="80" w:before="80"/>
+            </w:pPr>
+            <w:r>
+              <w:rPr>
+                <w:rFonts w:ascii="Arial" w:cs="Arial" w:eastAsia="Arial" w:hAnsi="Arial"/>
+                <w:b/>
+                <w:bCs/>
+                <w:i w:val="false"/>
+                <w:iCs w:val="false"/>
+                <w:color w:val="000000"/>
+                <w:sz w:val="22"/>
+                <w:szCs w:val="22"/>
               </w:rPr>
               <w:t xml:space="preserve">Exit Ticket / Wrap-Up</w:t>
+            </w:r>
+            <w:r>
+              <w:rPr>
+                <w:rFonts w:ascii="Arial" w:cs="Arial" w:eastAsia="Arial" w:hAnsi="Arial"/>
+                <w:sz w:val="20"/>
+                <w:szCs w:val="20"/>
+              </w:rPr>
+              <w:br/>
+              <w:t xml:space="preserve"/>
+            </w:r>
+            <w:r>
+              <w:rPr>
+                <w:rFonts w:ascii="Arial" w:cs="Arial" w:eastAsia="Arial" w:hAnsi="Arial"/>
+                <w:sz w:val="20"/>
+                <w:szCs w:val="20"/>
+              </w:rPr>
+              <w:br/>
+              <w:t xml:space="preserve"/>
+            </w:r>
+            <w:r>
+              <w:rPr>
+                <w:rFonts w:ascii="Arial" w:cs="Arial" w:eastAsia="Arial" w:hAnsi="Arial"/>
+                <w:b w:val="false"/>
+                <w:bCs w:val="false"/>
+                <w:i w:val="false"/>
+                <w:iCs w:val="false"/>
+                <w:color w:val="000000"/>
+                <w:sz w:val="20"/>
+                <w:szCs w:val="20"/>
+              </w:rPr>
+              <w:t xml:space="preserve">Quick Check: Use comments, escape characters, and basic print formatting?</w:t>
+            </w:r>
+            <w:r>
+              <w:rPr>
+                <w:rFonts w:ascii="Arial" w:cs="Arial" w:eastAsia="Arial" w:hAnsi="Arial"/>
+                <w:sz w:val="20"/>
+                <w:szCs w:val="20"/>
+              </w:rPr>
+              <w:br/>
+              <w:t xml:space="preserve"/>
+            </w:r>
+            <w:r>
+              <w:rPr>
+                <w:rFonts w:ascii="Arial" w:cs="Arial" w:eastAsia="Arial" w:hAnsi="Arial"/>
+                <w:sz w:val="20"/>
+                <w:szCs w:val="20"/>
+              </w:rPr>
+              <w:br/>
+              <w:t xml:space="preserve"/>
+            </w:r>
+            <w:r>
+              <w:rPr>
+                <w:rFonts w:ascii="Arial" w:cs="Arial" w:eastAsia="Arial" w:hAnsi="Arial"/>
+                <w:b w:val="false"/>
+                <w:bCs w:val="false"/>
+                <w:i/>
+                <w:iCs/>
+                <w:color w:val="555555"/>
+                <w:sz w:val="20"/>
+                <w:szCs w:val="20"/>
+              </w:rPr>
+              <w:t xml:space="preserve">→ 3–2–1: Name 3 things learned, 2 new vocab words, 1 question you still have.</w:t>
             </w:r>
           </w:p>
         </w:tc>
@@ -847,19 +1775,6 @@
                 <w:sz w:val="18"/>
                 <w:szCs w:val="18"/>
               </w:rPr>
-              <w:t xml:space="preserve"># Using escape characters for newlines</w:t>
-            </w:r>
-          </w:p>
-          <w:p>
-            <w:pPr>
-              <w:spacing w:after="20"/>
-            </w:pPr>
-            <w:r>
-              <w:rPr>
-                <w:rFonts w:ascii="Courier New" w:cs="Courier New" w:eastAsia="Courier New" w:hAnsi="Courier New"/>
-                <w:sz w:val="18"/>
-                <w:szCs w:val="18"/>
-              </w:rPr>
               <w:t xml:space="preserve">print("Hello\nWorld")  # Newline: Hello then World on next line</w:t>
             </w:r>
           </w:p>
@@ -886,7 +1801,7 @@
                 <w:sz w:val="18"/>
                 <w:szCs w:val="18"/>
               </w:rPr>
-              <w:t xml:space="preserve"># Using tabs for alignment</w:t>
+              <w:t xml:space="preserve"> </w:t>
             </w:r>
           </w:p>
           <w:p>
@@ -951,7 +1866,7 @@
                 <w:sz w:val="18"/>
                 <w:szCs w:val="18"/>
               </w:rPr>
-              <w:t xml:space="preserve"># Escaping quotes</w:t>
+              <w:t xml:space="preserve"> </w:t>
             </w:r>
           </w:p>
           <w:p>
@@ -1003,7 +1918,7 @@
                 <w:sz w:val="18"/>
                 <w:szCs w:val="18"/>
               </w:rPr>
-              <w:t xml:space="preserve"># Multi-line output in one print statement</w:t>
+              <w:t xml:space="preserve"> </w:t>
             </w:r>
           </w:p>
           <w:p>
@@ -1042,7 +1957,7 @@
                 <w:sz w:val="18"/>
                 <w:szCs w:val="18"/>
               </w:rPr>
-              <w:t xml:space="preserve"># Combining backslashes in paths</w:t>
+              <w:t xml:space="preserve"> </w:t>
             </w:r>
           </w:p>
           <w:p>
@@ -1081,7 +1996,7 @@
                 <w:sz w:val="18"/>
                 <w:szCs w:val="18"/>
               </w:rPr>
-              <w:t xml:space="preserve"># Good comments explain the purpose</w:t>
+              <w:t xml:space="preserve"> </w:t>
             </w:r>
           </w:p>
           <w:p>
@@ -1187,7 +2102,7 @@
                 <w:sz w:val="18"/>
                 <w:szCs w:val="18"/>
               </w:rPr>
-              <w:t xml:space="preserve">-----</w:t>
+              <w:t xml:space="preserve"> </w:t>
             </w:r>
           </w:p>
           <w:p>
@@ -1226,7 +2141,7 @@
                 <w:sz w:val="18"/>
                 <w:szCs w:val="18"/>
               </w:rPr>
-              <w:t xml:space="preserve">-----</w:t>
+              <w:t xml:space="preserve"> </w:t>
             </w:r>
           </w:p>
           <w:p>
@@ -1293,19 +2208,6 @@
                 <w:sz w:val="18"/>
                 <w:szCs w:val="18"/>
               </w:rPr>
-              <w:t xml:space="preserve"># Starter code</w:t>
-            </w:r>
-          </w:p>
-          <w:p>
-            <w:pPr>
-              <w:spacing w:after="20"/>
-            </w:pPr>
-            <w:r>
-              <w:rPr>
-                <w:rFonts w:ascii="Courier New" w:cs="Courier New" w:eastAsia="Courier New" w:hAnsi="Courier New"/>
-                <w:sz w:val="18"/>
-                <w:szCs w:val="18"/>
-              </w:rPr>
               <w:t xml:space="preserve">print("Information\n")</w:t>
             </w:r>
           </w:p>
@@ -1373,19 +2275,6 @@
                 <w:sz w:val="18"/>
                 <w:szCs w:val="18"/>
               </w:rPr>
-              <w:t xml:space="preserve"># Problem 1 Example</w:t>
-            </w:r>
-          </w:p>
-          <w:p>
-            <w:pPr>
-              <w:spacing w:after="20"/>
-            </w:pPr>
-            <w:r>
-              <w:rPr>
-                <w:rFonts w:ascii="Courier New" w:cs="Courier New" w:eastAsia="Courier New" w:hAnsi="Courier New"/>
-                <w:sz w:val="18"/>
-                <w:szCs w:val="18"/>
-              </w:rPr>
               <w:t xml:space="preserve">print("STUDENT PROFILE\n")</w:t>
             </w:r>
           </w:p>
@@ -1451,7 +2340,7 @@
                 <w:sz w:val="18"/>
                 <w:szCs w:val="18"/>
               </w:rPr>
-              <w:t xml:space="preserve"># Problem 2 Example</w:t>
+              <w:t xml:space="preserve"> </w:t>
             </w:r>
           </w:p>
           <w:p>

--- a/Coding 1 - year/Unit 1 - Intro to Programming/Daily Lesson Plans/Word/Day 4.docx
+++ b/Coding 1 - year/Unit 1 - Intro to Programming/Daily Lesson Plans/Word/Day 4.docx
@@ -380,7 +380,7 @@
                 <w:sz w:val="20"/>
                 <w:szCs w:val="20"/>
               </w:rPr>
-              <w:t xml:space="preserve">    What do you already know about how to use comments, escape characters, and basic print formatting?</w:t>
+              <w:t xml:space="preserve">    Have you ever used comments, escape characters, before? Where might comments, escape characters, be useful in a real program?</w:t>
             </w:r>
             <w:r>
               <w:rPr>
@@ -477,7 +477,7 @@
                 <w:sz w:val="20"/>
                 <w:szCs w:val="20"/>
               </w:rPr>
-              <w:t xml:space="preserve">Today's Goal: By the end of class you will be able to use comments, escape characters, and basic print formatting.</w:t>
+              <w:t xml:space="preserve">Today’s Goal: By the end of class you will be able to use comments, escape characters, and basic print formatting.</w:t>
             </w:r>
             <w:r>
               <w:rPr>
@@ -1432,7 +1432,7 @@
                 <w:sz w:val="20"/>
                 <w:szCs w:val="20"/>
               </w:rPr>
-              <w:t xml:space="preserve">Quick Check: Use comments, escape characters, and basic print formatting?</w:t>
+              <w:t xml:space="preserve">Write the key syntax or steps for using comments, escape characters,. What's one mistake beginners commonly make?</w:t>
             </w:r>
             <w:r>
               <w:rPr>
